--- a/第5组-校园搭子平台项目-需求工程作业/需求规格说明书.docx
+++ b/第5组-校园搭子平台项目-需求工程作业/需求规格说明书.docx
@@ -1698,6 +1698,89 @@
       </w:r>
     </w:p>
     <w:bookmarkEnd w:id="0"/>
+    <w:p>
+      <w:pPr>
+        <w:pStyle w:val="4"/>
+        <w:keepNext w:val="0"/>
+        <w:keepLines w:val="0"/>
+        <w:widowControl/>
+        <w:spacing w:before="0" w:after="0" w:line="360" w:lineRule="atLeast"/>
+        <w:jc w:val="left"/>
+        <w:rPr>
+          <w:color w:val="000000"/>
+          <w:sz w:val="24"/>
+        </w:rPr>
+      </w:pPr>
+      <w:r>
+        <w:t>3.6 帖子批注协作模块（需求变更新增）</w:t>
+      </w:r>
+    </w:p>
+    <w:p>
+      <w:pPr/>
+      <w:r>
+        <w:t>说明：本模块为项目迭代过程中，经第 7 章需求变更管理流程评审通过后新增的功能需求（R18-R20），对应用例图中“任务参与方/任务发起方”的批注相关用例。</w:t>
+      </w:r>
+    </w:p>
+    <w:p>
+      <w:pPr/>
+      <w:r>
+        <w:t>R18 任务参与者可在帖子上贴批注</w:t>
+      </w:r>
+    </w:p>
+    <w:p>
+      <w:pPr/>
+      <w:r>
+        <w:t>需求描述：任务参与者（发布者与搭子）可在帖子卡片的任意位置贴文字批注或表情印章，并可对已贴批注进行拖拽、旋转、缩放及内容/颜色/字号编辑；点击批注可查看作者与时间。</w:t>
+      </w:r>
+    </w:p>
+    <w:p>
+      <w:pPr/>
+      <w:r>
+        <w:t>前置条件：用户为该任务参与者；后置条件：批注成功保存并按百分比坐标展示，适配多种屏幕。</w:t>
+      </w:r>
+    </w:p>
+    <w:p>
+      <w:pPr/>
+      <w:r>
+        <w:t>约束：每人每帖批注上限 20 条；坐标以百分比存储。</w:t>
+      </w:r>
+    </w:p>
+    <w:p>
+      <w:pPr/>
+      <w:r>
+        <w:t>R19 批注支持点赞与回复</w:t>
+      </w:r>
+    </w:p>
+    <w:p>
+      <w:pPr/>
+      <w:r>
+        <w:t>需求描述：任务参与者可对他人批注点赞（一人一赞，可取消）并发表文字回复，形成围绕批注的轻量讨论。</w:t>
+      </w:r>
+    </w:p>
+    <w:p>
+      <w:pPr/>
+      <w:r>
+        <w:t>前置条件：批注存在且用户为任务参与者；后置条件：点赞数/回复数实时更新并展示。</w:t>
+      </w:r>
+    </w:p>
+    <w:p>
+      <w:pPr/>
+      <w:r>
+        <w:t>R20 批注软删除与回收站恢复</w:t>
+      </w:r>
+    </w:p>
+    <w:p>
+      <w:pPr/>
+      <w:r>
+        <w:t>需求描述：批注作者本人或楼主可删除批注；删除采用软删除（保留数据、标记删除时间），已删批注进入回收站，可由作者本人或楼主恢复。</w:t>
+      </w:r>
+    </w:p>
+    <w:p>
+      <w:pPr/>
+      <w:r>
+        <w:t>前置条件：用户为批注作者或楼主；后置条件：删除后批注不再展示但可在回收站找回。</w:t>
+      </w:r>
+    </w:p>
     <w:p>
       <w:pPr>
         <w:pStyle w:val="3"/>
